--- a/klagomål/A 32793-2025 FSC-klagomål.docx
+++ b/klagomål/A 32793-2025 FSC-klagomål.docx
@@ -1391,7 +1391,7 @@
     <w:r>
       <w:tab/>
       <w:tab/>
-      <w:t>2025-10-30</w:t>
+      <w:t>2025-10-31</w:t>
       <w:br/>
       <w:br/>
     </w:r>

--- a/klagomål/A 32793-2025 FSC-klagomål.docx
+++ b/klagomål/A 32793-2025 FSC-klagomål.docx
@@ -1391,7 +1391,7 @@
     <w:r>
       <w:tab/>
       <w:tab/>
-      <w:t>2025-10-31</w:t>
+      <w:t>2025-11-01</w:t>
       <w:br/>
       <w:br/>
     </w:r>

--- a/klagomål/A 32793-2025 FSC-klagomål.docx
+++ b/klagomål/A 32793-2025 FSC-klagomål.docx
@@ -1391,7 +1391,7 @@
     <w:r>
       <w:tab/>
       <w:tab/>
-      <w:t>2025-11-01</w:t>
+      <w:t>2025-11-02</w:t>
       <w:br/>
       <w:br/>
     </w:r>

--- a/klagomål/A 32793-2025 FSC-klagomål.docx
+++ b/klagomål/A 32793-2025 FSC-klagomål.docx
@@ -1391,7 +1391,7 @@
     <w:r>
       <w:tab/>
       <w:tab/>
-      <w:t>2025-11-02</w:t>
+      <w:t>2025-11-03</w:t>
       <w:br/>
       <w:br/>
     </w:r>

--- a/klagomål/A 32793-2025 FSC-klagomål.docx
+++ b/klagomål/A 32793-2025 FSC-klagomål.docx
@@ -1391,7 +1391,7 @@
     <w:r>
       <w:tab/>
       <w:tab/>
-      <w:t>2025-11-03</w:t>
+      <w:t>2025-11-04</w:t>
       <w:br/>
       <w:br/>
     </w:r>

--- a/klagomål/A 32793-2025 FSC-klagomål.docx
+++ b/klagomål/A 32793-2025 FSC-klagomål.docx
@@ -1391,7 +1391,7 @@
     <w:r>
       <w:tab/>
       <w:tab/>
-      <w:t>2025-11-04</w:t>
+      <w:t>2025-11-05</w:t>
       <w:br/>
       <w:br/>
     </w:r>

--- a/klagomål/A 32793-2025 FSC-klagomål.docx
+++ b/klagomål/A 32793-2025 FSC-klagomål.docx
@@ -1391,7 +1391,7 @@
     <w:r>
       <w:tab/>
       <w:tab/>
-      <w:t>2025-11-05</w:t>
+      <w:t>2025-11-06</w:t>
       <w:br/>
       <w:br/>
     </w:r>

--- a/klagomål/A 32793-2025 FSC-klagomål.docx
+++ b/klagomål/A 32793-2025 FSC-klagomål.docx
@@ -191,7 +191,7 @@
     </w:p>
     <w:p>
       <w:r>
-        <w:t>I avverkningsanmälan har följande 7 naturvårdsarter hittats: knärot (VU, §8), garnlav (NT), lunglav (NT), spillkråka (NT, §4), tretåig hackspett (NT, §4), stuplav (S) och vedticka (S). Av dessa är 5 rödlistade. För rödlistade arter har rödlistekategorin angivits inom parentes. Arter som är signalarter enligt Skogsstyrelsen har markerats med (S). För fridlysta arter anges även paragrafen i Artskyddsförordningen som arten är fridlyst enligt.</w:t>
+        <w:t>I avverkningsanmälan har följande 13 naturvårdsarter hittats: knärot (VU, §8), rynkskinn (VU), doftskinn (NT), garnlav (NT), lunglav (NT), rosenticka (NT), spillkråka (NT, §4), talltita (NT, §4), tretåig hackspett (NT, §4), ullticka (NT), vitgrynig nållav (NT), stuplav (S) och vedticka (S). Av dessa är 11 rödlistade. För rödlistade arter har rödlistekategorin angivits inom parentes. Arter som är signalarter enligt Skogsstyrelsen har markerats med (S). För fridlysta arter anges även paragrafen i Artskyddsförordningen som arten är fridlyst enligt.</w:t>
       </w:r>
     </w:p>
     <w:p>
@@ -251,6 +251,17 @@
         <w:rPr>
           <w:b/>
         </w:rPr>
+        <w:t>Doftskinn (NT)</w:t>
+      </w:r>
+      <w:r>
+        <w:t>, rödlistad som nära hotad, är en mycket bra signalart för boreal granskog och indikerar ett gran-skogsekosystem med lång kontinuitet av grova lågor. Arten är placerad i toppen av Skogsstyrelsens värdepyramid för bedömning av skog med höga naturvärden och har klassats som en “urskogsindikator”, då den förekommer med ett tydligt optimum i helt eller nästan helt orörda skogar (Nitare &amp; Skogsstyrelsen, 2019).</w:t>
+      </w:r>
+    </w:p>
+    <w:p>
+      <w:r>
+        <w:rPr>
+          <w:b/>
+        </w:rPr>
         <w:t>Garnlav (NT)</w:t>
       </w:r>
       <w:r>
@@ -291,6 +302,28 @@
         <w:rPr>
           <w:b/>
         </w:rPr>
+        <w:t>Rosenticka (NT)</w:t>
+      </w:r>
+      <w:r>
+        <w:t>, rödlistad som nära hotad, ingår i en karaktäristisk association av vedsvampar som växer på gamla, grova granlågor i urskogsartade barrskogar. Den är placerad i toppen av Skogsstyrelsens värdepyramid för bedömning av skog med höga naturvärden och indikerar ett granskogsekosystem med långvarig kontinuitet av grova lågor. Artens beroende av grova granlågor innebär att alla skogsskötselåtgärder på eller i omedelbar närhet av lokalerna utgör ett hot på lång sikt. Det är angeläget att populationerna inte ytterligare glesas ut och ett tillräckligt antal områden där arten nu finns måste sparas för framtiden (Nitare &amp; Skogsstyrelsen, 2019; SLU Artdatabanken, 2024).</w:t>
+      </w:r>
+    </w:p>
+    <w:p>
+      <w:r>
+        <w:rPr>
+          <w:b/>
+        </w:rPr>
+        <w:t>Rynkskinn (VU)</w:t>
+      </w:r>
+      <w:r>
+        <w:t>, rödlistad som sårbar, är en vednedbrytare som växer på grova granlågor och ingår i en karaktäristisk association av vedsvampar knutna till urskogsartade barrskogar. Den har klassificerats som en “urskogsindikator” och är placerad i toppen av Skogsstyrelsens värdepyramid för bedömning av skog med höga naturvärden. Allt tyder på att rynkskinn är mycket känslig för skogliga ingrepp (Nitare &amp; Skogsstyrelsen, 2019; SLU Artdatabanken, 2024).</w:t>
+      </w:r>
+    </w:p>
+    <w:p>
+      <w:r>
+        <w:rPr>
+          <w:b/>
+        </w:rPr>
         <w:t>Stuplav</w:t>
       </w:r>
       <w:r>
@@ -304,6 +337,46 @@
       </w:r>
       <w:r>
         <w:t xml:space="preserve"> (EN), som växer på stuplav (SLU Artdatabanken, 2024; Nitare &amp; Skogsstyrelsen, 2019).</w:t>
+      </w:r>
+    </w:p>
+    <w:p>
+      <w:r>
+        <w:rPr>
+          <w:b/>
+        </w:rPr>
+        <w:t>Ullticka (NT)</w:t>
+      </w:r>
+      <w:r>
+        <w:t xml:space="preserve"> är knuten till restbestånd av barrnaturskog och förekommer med ett tydligt optimum i orörda eller måttligt påverkade gamla granskogar där det föreligger viss kontinuitet av grov död ved. Ullticka är en bra signalart inom hela sitt utbredningsområde och i södra Sverige är den sällsynt och en god signalart för skyddsvärda granskogsmiljöer. Den hotas av avverkning och fragmentering av naturskog och äldre granskog med lång trädkontinuitet. På ullticka kan ibland ulltickeporing (VU) påträffas - det är en sällsynt ticka som nyligen delats upp i tre olika arter: </w:t>
+      </w:r>
+      <w:r>
+        <w:rPr>
+          <w:i/>
+        </w:rPr>
+        <w:t xml:space="preserve">Skeletocutis brevispora </w:t>
+      </w:r>
+      <w:r>
+        <w:t>(ulltickeporing)</w:t>
+      </w:r>
+      <w:r>
+        <w:rPr>
+          <w:i/>
+        </w:rPr>
+        <w:t>, Skeletocutis delicata och Skeletocutis exilis</w:t>
+      </w:r>
+      <w:r>
+        <w:t>. De två sistnämnda arterna står för närvarande (2020) som ej bedömda i rödlistan (SLU Artdatabanken, 2024; Nitare &amp; Skogsstyrelsen, 2019; Miettinen &amp; Niemelä, 2018).</w:t>
+      </w:r>
+    </w:p>
+    <w:p>
+      <w:r>
+        <w:rPr>
+          <w:b/>
+        </w:rPr>
+        <w:t>Vitgrynig nållav (NT)</w:t>
+      </w:r>
+      <w:r>
+        <w:t xml:space="preserve"> växer nästan uteslutande på bark av gamla, senvuxna granar i skuggiga lägen med hög och jämn luftfuktighet. Den vanligaste naturtypen för arten är kontinuitetsskogar på frisk mark men den finns också i sumpgranskogar. På lång sikt utgör avverkningar av olikåldriga granskogar av naturskogskaraktär ett allvarligt hot mot arten och skogsbruksåtgärder på eller i närheten av växtplatserna bör undvikas. Naturskogsartade, fuktiga granskogar med förekomster av arten signalerar höga biologiska värden och bör bevaras (SLU Artdatabanken, 2024; Nitare &amp; Skogsstyrelsen, 2019).</w:t>
       </w:r>
     </w:p>
     <w:p>
@@ -316,7 +389,7 @@
     </w:p>
     <w:p>
       <w:r>
-        <w:t>Följande fridlysta arter har sina livsmiljöer och växtplatser i den avverkningsanmälda skogen: knärot (VU, §8), spillkråka (NT, §4) och tretåig hackspett (NT, §4).</w:t>
+        <w:t>Följande fridlysta arter har sina livsmiljöer och växtplatser i den avverkningsanmälda skogen: knärot (VU, §8), spillkråka (NT, §4), talltita (NT, §4) och tretåig hackspett (NT, §4).</w:t>
       </w:r>
     </w:p>
     <w:p>
@@ -435,6 +508,17 @@
         <w:rPr>
           <w:b/>
         </w:rPr>
+        <w:t>Talltita (NT, §4)</w:t>
+      </w:r>
+      <w:r>
+        <w:t>, rödlistad som nära hotad och prioriterad art i Skogsvårdslagen har häckningsrevir i anmälan. Arten har minskat kraftigt de senaste 30 åren och minskningstakten innevarande 10-årsperiod beräknas till 20 (10–30) %. Talltitan är synnerligen trogen sitt cirka 15 hektar stora revir och är beroende av flerskiktade olikåldriga skogar för att kunna föda upp sina ungar. Talltitan försvinner om dess livsmiljö kalavverkas (Eggers &amp; Low (2014); Ekman (1979); Griesser et al (2007); Klein (2020); Siffczyk et al (2003); SLU Artdatabanken (2021).</w:t>
+      </w:r>
+    </w:p>
+    <w:p>
+      <w:r>
+        <w:rPr>
+          <w:b/>
+        </w:rPr>
         <w:t>Tretåig hackspett (NT, §4)</w:t>
       </w:r>
       <w:r>
@@ -552,7 +636,7 @@
         <w:rPr>
           <w:i/>
         </w:rPr>
-        <w:t>I det avverkningsanmälda skogsområdet har 7 naturvårdsarter varav 5 rödlistade arter sina livsmiljöer och växtplatser.</w:t>
+        <w:t>I det avverkningsanmälda skogsområdet har 13 naturvårdsarter varav 11 rödlistade arter sina livsmiljöer och växtplatser.</w:t>
       </w:r>
     </w:p>
     <w:p>
@@ -1084,6 +1168,126 @@
       </w:pPr>
       <w:r>
         <w:t>Referenser – spillkråka</w:t>
+      </w:r>
+    </w:p>
+    <w:p>
+      <w:r>
+        <w:t xml:space="preserve">SLU Artdatabanken, 2021. </w:t>
+      </w:r>
+      <w:r>
+        <w:rPr>
+          <w:i/>
+        </w:rPr>
+        <w:t xml:space="preserve">Artfaktablad. Naturvård – artfakta. </w:t>
+      </w:r>
+      <w:r>
+        <w:t>SLU Artdatabanken, Uppsala</w:t>
+      </w:r>
+    </w:p>
+    <w:p>
+      <w:pPr>
+        <w:pStyle w:val="Heading1"/>
+      </w:pPr>
+      <w:r>
+        <w:t>Talltita – ekologi samt krav på livsmiljön</w:t>
+      </w:r>
+    </w:p>
+    <w:p>
+      <w:r>
+        <w:t>Talltita är rödlistad som NT, fridlyst och prioriterad art i Skogsvårdslagen. Den omfattas av EU:s fågeldirektiv. Arten har minskat kraftigt de senaste 30 åren och minskningstakten innevarande 10-årsperiod beräknas till 20 (10–30) % (SLU Artdatabanken, 2022).</w:t>
+      </w:r>
+    </w:p>
+    <w:p>
+      <w:r>
+        <w:t>Talltita föredrar större sammanhängande barrskogar, och finns såväl i tallskog som granskog och i lövblandad barrskog. Skogens struktur är viktig och ska helst vara flerskiktad med riklig underväxt av mindre granar, björk och andra lövträd och buskar. Tillgång på murknande högstubbar är särskilt viktig, eftersom talltitan helst själv hackar ut sitt bohål (SLU Artdatabanken, 2022).</w:t>
+      </w:r>
+    </w:p>
+    <w:p>
+      <w:r>
+        <w:t>Det finns flera studier som visar att talltita är känslig för gallring och inte överlever när dess livsmiljö kalavverkas (Eggers and Low, 2014; Griesser et al., 2007; Klein, 2020). Talltitans revir är förhållandevis stora, 10–20 hektar och arten missgynnas när skogen fragmenteras. Kalavverkning av större delar av reviret innebär att det överges (Artdatabanken, 2021).</w:t>
+      </w:r>
+    </w:p>
+    <w:p>
+      <w:r>
+        <w:t>Talltitan är synnerligen trogen sitt revir så länge paret lever och biotopen förblir intakt. Paret stannar i sitt revir året om. En förlust av ett revir har därför en stor inverkan på den lokala populationen och trakthyggesbruket anses vara orsak till den svenska populationens kraftiga minskning. Talltiteparets revirtrohet innebär att närhelst under året man observerar en adult talltita så ingår denna plats i reviret (Siffczyk et al., 2003; Ekman, 1979).</w:t>
+      </w:r>
+    </w:p>
+    <w:p>
+      <w:pPr>
+        <w:pStyle w:val="Heading2"/>
+      </w:pPr>
+      <w:r>
+        <w:t>Referenser – talltita</w:t>
+      </w:r>
+    </w:p>
+    <w:p>
+      <w:r>
+        <w:t xml:space="preserve">Eggers, S., Low, M., 2014. </w:t>
+      </w:r>
+      <w:r>
+        <w:rPr>
+          <w:i/>
+        </w:rPr>
+        <w:t xml:space="preserve">Differential demographic responses of sympatric Parids to vegetation management in boreal forest. </w:t>
+      </w:r>
+      <w:r>
+        <w:t>For. Ecol. Manage. 319, 169–175.</w:t>
+      </w:r>
+    </w:p>
+    <w:p>
+      <w:r>
+        <w:t xml:space="preserve">Ekman, J., 1979. </w:t>
+      </w:r>
+      <w:r>
+        <w:rPr>
+          <w:i/>
+        </w:rPr>
+        <w:t xml:space="preserve">Coherence, composition and territories of winter social groups of the Willow Tit Parus montanus and the Crested Tit P. cristatus. </w:t>
+      </w:r>
+      <w:r>
+        <w:t>Ornis Scandinavica, 10, pp 56–68</w:t>
+      </w:r>
+    </w:p>
+    <w:p>
+      <w:r>
+        <w:t xml:space="preserve">Griesser, M., Nystrand, M., Eggers, S., Ekman, J., 2007. </w:t>
+      </w:r>
+      <w:r>
+        <w:rPr>
+          <w:i/>
+        </w:rPr>
+        <w:t xml:space="preserve">Impact of forestry practices on fitness correlates and population productivity in an open-nesting bird species. </w:t>
+      </w:r>
+      <w:r>
+        <w:t>Conserv. Biol. 21, 767–774. https://doi.org/10.1111/j.1523- 1739.2007.00675.x</w:t>
+      </w:r>
+    </w:p>
+    <w:p>
+      <w:r>
+        <w:t xml:space="preserve">Klein, J., 2020. </w:t>
+      </w:r>
+      <w:r>
+        <w:rPr>
+          <w:i/>
+        </w:rPr>
+        <w:t xml:space="preserve">The forgotten forest – On thinning, retention, and biodiversity in the boreal forest. </w:t>
+      </w:r>
+      <w:r>
+        <w:t>Doctoral Thesis No. 2020:50</w:t>
+      </w:r>
+    </w:p>
+    <w:p>
+      <w:r>
+        <w:t xml:space="preserve">Siffczyk, C., Brotons, L., Kangas, K., Orell, M., 2003. </w:t>
+      </w:r>
+      <w:r>
+        <w:rPr>
+          <w:i/>
+        </w:rPr>
+        <w:t xml:space="preserve">Home range size of willow tits. </w:t>
+      </w:r>
+      <w:r>
+        <w:t>Oecologica, 136, 635–642 (2003)</w:t>
       </w:r>
     </w:p>
     <w:p>
@@ -1391,7 +1595,7 @@
     <w:r>
       <w:tab/>
       <w:tab/>
-      <w:t>2025-11-06</w:t>
+      <w:t>2025-11-07</w:t>
       <w:br/>
       <w:br/>
     </w:r>

--- a/klagomål/A 32793-2025 FSC-klagomål.docx
+++ b/klagomål/A 32793-2025 FSC-klagomål.docx
@@ -1595,7 +1595,7 @@
     <w:r>
       <w:tab/>
       <w:tab/>
-      <w:t>2025-11-07</w:t>
+      <w:t>2025-11-08</w:t>
       <w:br/>
       <w:br/>
     </w:r>

--- a/klagomål/A 32793-2025 FSC-klagomål.docx
+++ b/klagomål/A 32793-2025 FSC-klagomål.docx
@@ -1595,7 +1595,7 @@
     <w:r>
       <w:tab/>
       <w:tab/>
-      <w:t>2025-11-08</w:t>
+      <w:t>2025-11-09</w:t>
       <w:br/>
       <w:br/>
     </w:r>

--- a/klagomål/A 32793-2025 FSC-klagomål.docx
+++ b/klagomål/A 32793-2025 FSC-klagomål.docx
@@ -1595,7 +1595,7 @@
     <w:r>
       <w:tab/>
       <w:tab/>
-      <w:t>2025-11-09</w:t>
+      <w:t>2025-11-10</w:t>
       <w:br/>
       <w:br/>
     </w:r>

--- a/klagomål/A 32793-2025 FSC-klagomål.docx
+++ b/klagomål/A 32793-2025 FSC-klagomål.docx
@@ -1595,7 +1595,7 @@
     <w:r>
       <w:tab/>
       <w:tab/>
-      <w:t>2025-11-10</w:t>
+      <w:t>2025-11-11</w:t>
       <w:br/>
       <w:br/>
     </w:r>

--- a/klagomål/A 32793-2025 FSC-klagomål.docx
+++ b/klagomål/A 32793-2025 FSC-klagomål.docx
@@ -1595,7 +1595,7 @@
     <w:r>
       <w:tab/>
       <w:tab/>
-      <w:t>2025-11-11</w:t>
+      <w:t>2025-11-12</w:t>
       <w:br/>
       <w:br/>
     </w:r>

--- a/klagomål/A 32793-2025 FSC-klagomål.docx
+++ b/klagomål/A 32793-2025 FSC-klagomål.docx
@@ -1595,7 +1595,7 @@
     <w:r>
       <w:tab/>
       <w:tab/>
-      <w:t>2025-11-12</w:t>
+      <w:t>2025-11-13</w:t>
       <w:br/>
       <w:br/>
     </w:r>

--- a/klagomål/A 32793-2025 FSC-klagomål.docx
+++ b/klagomål/A 32793-2025 FSC-klagomål.docx
@@ -1595,7 +1595,7 @@
     <w:r>
       <w:tab/>
       <w:tab/>
-      <w:t>2025-11-13</w:t>
+      <w:t>2025-11-14</w:t>
       <w:br/>
       <w:br/>
     </w:r>

--- a/klagomål/A 32793-2025 FSC-klagomål.docx
+++ b/klagomål/A 32793-2025 FSC-klagomål.docx
@@ -1595,7 +1595,7 @@
     <w:r>
       <w:tab/>
       <w:tab/>
-      <w:t>2025-11-14</w:t>
+      <w:t>2025-11-15</w:t>
       <w:br/>
       <w:br/>
     </w:r>

--- a/klagomål/A 32793-2025 FSC-klagomål.docx
+++ b/klagomål/A 32793-2025 FSC-klagomål.docx
@@ -1595,7 +1595,7 @@
     <w:r>
       <w:tab/>
       <w:tab/>
-      <w:t>2025-11-15</w:t>
+      <w:t>2025-11-20</w:t>
       <w:br/>
       <w:br/>
     </w:r>

--- a/klagomål/A 32793-2025 FSC-klagomål.docx
+++ b/klagomål/A 32793-2025 FSC-klagomål.docx
@@ -1595,7 +1595,7 @@
     <w:r>
       <w:tab/>
       <w:tab/>
-      <w:t>2025-11-20</w:t>
+      <w:t>2025-11-21</w:t>
       <w:br/>
       <w:br/>
     </w:r>

--- a/klagomål/A 32793-2025 FSC-klagomål.docx
+++ b/klagomål/A 32793-2025 FSC-klagomål.docx
@@ -1595,7 +1595,7 @@
     <w:r>
       <w:tab/>
       <w:tab/>
-      <w:t>2025-11-21</w:t>
+      <w:t>2025-11-22</w:t>
       <w:br/>
       <w:br/>
     </w:r>

--- a/klagomål/A 32793-2025 FSC-klagomål.docx
+++ b/klagomål/A 32793-2025 FSC-klagomål.docx
@@ -1595,7 +1595,7 @@
     <w:r>
       <w:tab/>
       <w:tab/>
-      <w:t>2025-11-22</w:t>
+      <w:t>2025-11-23</w:t>
       <w:br/>
       <w:br/>
     </w:r>

--- a/klagomål/A 32793-2025 FSC-klagomål.docx
+++ b/klagomål/A 32793-2025 FSC-klagomål.docx
@@ -1595,7 +1595,7 @@
     <w:r>
       <w:tab/>
       <w:tab/>
-      <w:t>2025-11-23</w:t>
+      <w:t>2025-11-24</w:t>
       <w:br/>
       <w:br/>
     </w:r>

--- a/klagomål/A 32793-2025 FSC-klagomål.docx
+++ b/klagomål/A 32793-2025 FSC-klagomål.docx
@@ -1595,7 +1595,7 @@
     <w:r>
       <w:tab/>
       <w:tab/>
-      <w:t>2025-11-24</w:t>
+      <w:t>2025-11-25</w:t>
       <w:br/>
       <w:br/>
     </w:r>

--- a/klagomål/A 32793-2025 FSC-klagomål.docx
+++ b/klagomål/A 32793-2025 FSC-klagomål.docx
@@ -1595,7 +1595,7 @@
     <w:r>
       <w:tab/>
       <w:tab/>
-      <w:t>2025-11-25</w:t>
+      <w:t>2025-11-26</w:t>
       <w:br/>
       <w:br/>
     </w:r>

--- a/klagomål/A 32793-2025 FSC-klagomål.docx
+++ b/klagomål/A 32793-2025 FSC-klagomål.docx
@@ -1595,7 +1595,7 @@
     <w:r>
       <w:tab/>
       <w:tab/>
-      <w:t>2025-11-26</w:t>
+      <w:t>2025-11-27</w:t>
       <w:br/>
       <w:br/>
     </w:r>

--- a/klagomål/A 32793-2025 FSC-klagomål.docx
+++ b/klagomål/A 32793-2025 FSC-klagomål.docx
@@ -1595,7 +1595,7 @@
     <w:r>
       <w:tab/>
       <w:tab/>
-      <w:t>2025-11-27</w:t>
+      <w:t>2025-11-28</w:t>
       <w:br/>
       <w:br/>
     </w:r>

--- a/klagomål/A 32793-2025 FSC-klagomål.docx
+++ b/klagomål/A 32793-2025 FSC-klagomål.docx
@@ -1595,7 +1595,7 @@
     <w:r>
       <w:tab/>
       <w:tab/>
-      <w:t>2025-11-28</w:t>
+      <w:t>2025-11-29</w:t>
       <w:br/>
       <w:br/>
     </w:r>

--- a/klagomål/A 32793-2025 FSC-klagomål.docx
+++ b/klagomål/A 32793-2025 FSC-klagomål.docx
@@ -1595,7 +1595,7 @@
     <w:r>
       <w:tab/>
       <w:tab/>
-      <w:t>2025-11-29</w:t>
+      <w:t>2025-11-30</w:t>
       <w:br/>
       <w:br/>
     </w:r>

--- a/klagomål/A 32793-2025 FSC-klagomål.docx
+++ b/klagomål/A 32793-2025 FSC-klagomål.docx
@@ -1595,7 +1595,7 @@
     <w:r>
       <w:tab/>
       <w:tab/>
-      <w:t>2025-11-30</w:t>
+      <w:t>2025-12-01</w:t>
       <w:br/>
       <w:br/>
     </w:r>

--- a/klagomål/A 32793-2025 FSC-klagomål.docx
+++ b/klagomål/A 32793-2025 FSC-klagomål.docx
@@ -1595,7 +1595,7 @@
     <w:r>
       <w:tab/>
       <w:tab/>
-      <w:t>2025-12-01</w:t>
+      <w:t>2025-12-02</w:t>
       <w:br/>
       <w:br/>
     </w:r>

--- a/klagomål/A 32793-2025 FSC-klagomål.docx
+++ b/klagomål/A 32793-2025 FSC-klagomål.docx
@@ -1595,7 +1595,7 @@
     <w:r>
       <w:tab/>
       <w:tab/>
-      <w:t>2025-12-02</w:t>
+      <w:t>2025-12-03</w:t>
       <w:br/>
       <w:br/>
     </w:r>

--- a/klagomål/A 32793-2025 FSC-klagomål.docx
+++ b/klagomål/A 32793-2025 FSC-klagomål.docx
@@ -1595,7 +1595,7 @@
     <w:r>
       <w:tab/>
       <w:tab/>
-      <w:t>2025-12-03</w:t>
+      <w:t>2025-12-04</w:t>
       <w:br/>
       <w:br/>
     </w:r>

--- a/klagomål/A 32793-2025 FSC-klagomål.docx
+++ b/klagomål/A 32793-2025 FSC-klagomål.docx
@@ -1595,7 +1595,7 @@
     <w:r>
       <w:tab/>
       <w:tab/>
-      <w:t>2025-12-04</w:t>
+      <w:t>2025-12-05</w:t>
       <w:br/>
       <w:br/>
     </w:r>

--- a/klagomål/A 32793-2025 FSC-klagomål.docx
+++ b/klagomål/A 32793-2025 FSC-klagomål.docx
@@ -1595,7 +1595,7 @@
     <w:r>
       <w:tab/>
       <w:tab/>
-      <w:t>2025-12-05</w:t>
+      <w:t>2025-12-06</w:t>
       <w:br/>
       <w:br/>
     </w:r>

--- a/klagomål/A 32793-2025 FSC-klagomål.docx
+++ b/klagomål/A 32793-2025 FSC-klagomål.docx
@@ -1595,7 +1595,7 @@
     <w:r>
       <w:tab/>
       <w:tab/>
-      <w:t>2025-12-06</w:t>
+      <w:t>2025-12-07</w:t>
       <w:br/>
       <w:br/>
     </w:r>

--- a/klagomål/A 32793-2025 FSC-klagomål.docx
+++ b/klagomål/A 32793-2025 FSC-klagomål.docx
@@ -1595,7 +1595,7 @@
     <w:r>
       <w:tab/>
       <w:tab/>
-      <w:t>2025-12-07</w:t>
+      <w:t>2025-12-08</w:t>
       <w:br/>
       <w:br/>
     </w:r>

--- a/klagomål/A 32793-2025 FSC-klagomål.docx
+++ b/klagomål/A 32793-2025 FSC-klagomål.docx
@@ -1595,7 +1595,7 @@
     <w:r>
       <w:tab/>
       <w:tab/>
-      <w:t>2025-12-08</w:t>
+      <w:t>2025-12-09</w:t>
       <w:br/>
       <w:br/>
     </w:r>

--- a/klagomål/A 32793-2025 FSC-klagomål.docx
+++ b/klagomål/A 32793-2025 FSC-klagomål.docx
@@ -1595,7 +1595,7 @@
     <w:r>
       <w:tab/>
       <w:tab/>
-      <w:t>2025-12-09</w:t>
+      <w:t>2025-12-10</w:t>
       <w:br/>
       <w:br/>
     </w:r>

--- a/klagomål/A 32793-2025 FSC-klagomål.docx
+++ b/klagomål/A 32793-2025 FSC-klagomål.docx
@@ -1595,7 +1595,7 @@
     <w:r>
       <w:tab/>
       <w:tab/>
-      <w:t>2025-12-10</w:t>
+      <w:t>2025-12-11</w:t>
       <w:br/>
       <w:br/>
     </w:r>

--- a/klagomål/A 32793-2025 FSC-klagomål.docx
+++ b/klagomål/A 32793-2025 FSC-klagomål.docx
@@ -1595,7 +1595,7 @@
     <w:r>
       <w:tab/>
       <w:tab/>
-      <w:t>2025-12-11</w:t>
+      <w:t>2025-12-12</w:t>
       <w:br/>
       <w:br/>
     </w:r>

--- a/klagomål/A 32793-2025 FSC-klagomål.docx
+++ b/klagomål/A 32793-2025 FSC-klagomål.docx
@@ -1595,7 +1595,7 @@
     <w:r>
       <w:tab/>
       <w:tab/>
-      <w:t>2025-12-12</w:t>
+      <w:t>2025-12-13</w:t>
       <w:br/>
       <w:br/>
     </w:r>

--- a/klagomål/A 32793-2025 FSC-klagomål.docx
+++ b/klagomål/A 32793-2025 FSC-klagomål.docx
@@ -1595,7 +1595,7 @@
     <w:r>
       <w:tab/>
       <w:tab/>
-      <w:t>2025-12-19</w:t>
+      <w:t>2025-12-20</w:t>
       <w:br/>
       <w:br/>
     </w:r>

--- a/klagomål/A 32793-2025 FSC-klagomål.docx
+++ b/klagomål/A 32793-2025 FSC-klagomål.docx
@@ -1595,7 +1595,7 @@
     <w:r>
       <w:tab/>
       <w:tab/>
-      <w:t>2025-12-20</w:t>
+      <w:t>2025-12-21</w:t>
       <w:br/>
       <w:br/>
     </w:r>

--- a/klagomål/A 32793-2025 FSC-klagomål.docx
+++ b/klagomål/A 32793-2025 FSC-klagomål.docx
@@ -1595,7 +1595,7 @@
     <w:r>
       <w:tab/>
       <w:tab/>
-      <w:t>2025-12-21</w:t>
+      <w:t>2025-12-22</w:t>
       <w:br/>
       <w:br/>
     </w:r>

--- a/klagomål/A 32793-2025 FSC-klagomål.docx
+++ b/klagomål/A 32793-2025 FSC-klagomål.docx
@@ -1595,7 +1595,7 @@
     <w:r>
       <w:tab/>
       <w:tab/>
-      <w:t>2025-12-22</w:t>
+      <w:t>2025-12-26</w:t>
       <w:br/>
       <w:br/>
     </w:r>

--- a/klagomål/A 32793-2025 FSC-klagomål.docx
+++ b/klagomål/A 32793-2025 FSC-klagomål.docx
@@ -1595,7 +1595,7 @@
     <w:r>
       <w:tab/>
       <w:tab/>
-      <w:t>2026-01-03</w:t>
+      <w:t>2026-01-04</w:t>
       <w:br/>
       <w:br/>
     </w:r>

--- a/klagomål/A 32793-2025 FSC-klagomål.docx
+++ b/klagomål/A 32793-2025 FSC-klagomål.docx
@@ -1595,7 +1595,7 @@
     <w:r>
       <w:tab/>
       <w:tab/>
-      <w:t>2026-01-07</w:t>
+      <w:t>2026-01-08</w:t>
       <w:br/>
       <w:br/>
     </w:r>

--- a/klagomål/A 32793-2025 FSC-klagomål.docx
+++ b/klagomål/A 32793-2025 FSC-klagomål.docx
@@ -1595,7 +1595,7 @@
     <w:r>
       <w:tab/>
       <w:tab/>
-      <w:t>2026-01-08</w:t>
+      <w:t>2026-01-09</w:t>
       <w:br/>
       <w:br/>
     </w:r>
